--- a/emails/Modèle 4 Focus sur le projet Wearable (Technique) (FR).docx
+++ b/emails/Modèle 4 Focus sur le projet Wearable (Technique) (FR).docx
@@ -22,6 +22,7 @@
           <w:pgNumType w:fmt="decimal"/>
           <w:formProt w:val="false"/>
           <w:textDirection w:val="lrTb"/>
+          <w:docGrid w:type="default" w:linePitch="100" w:charSpace="0"/>
         </w:sectPr>
       </w:pPr>
     </w:p>
@@ -70,7 +71,19 @@
         <w:rPr>
           <w:b/>
         </w:rPr>
-        <w:t>Objet : Innovation IoT et Wearable : Devenez partenaire du défi C3I 2026</w:t>
+        <w:t>Objet : Innovati</w:t>
+      </w:r>
+      <w:r>
+        <w:rPr>
+          <w:b/>
+        </w:rPr>
+        <w:t xml:space="preserve">on et création </w:t>
+      </w:r>
+      <w:r>
+        <w:rPr>
+          <w:b/>
+        </w:rPr>
+        <w:t>: Devenez partenaire du défi C3I 2026</w:t>
       </w:r>
     </w:p>
     <w:p>
@@ -103,7 +116,19 @@
         <w:rPr>
           <w:b/>
         </w:rPr>
-        <w:t>"Accessoire Intelligent"</w:t>
+        <w:t>"</w:t>
+      </w:r>
+      <w:r>
+        <w:rPr>
+          <w:b/>
+        </w:rPr>
+        <w:t>Règle PCB</w:t>
+      </w:r>
+      <w:r>
+        <w:rPr>
+          <w:b/>
+        </w:rPr>
+        <w:t>"</w:t>
       </w:r>
       <w:r>
         <w:rPr/>
@@ -121,7 +146,11 @@
       </w:pPr>
       <w:r>
         <w:rPr/>
-        <w:t>Les défis techniques seront élevés : les étudiants devront gérer des batteries rechargeables en toute sécurité , intégrer des capteurs et miniaturiser leurs designs sur des PCB de moins de 10x10cm.</w:t>
+        <w:t xml:space="preserve">Les défis techniques seront </w:t>
+      </w:r>
+      <w:r>
+        <w:rPr/>
+        <w:t xml:space="preserve">de travailler dans un espace limité de 15 par 3cm. Les équipes devront faire un PCB avec un circuit fonctionnel. Le but de cette compétition est d’initier les étudiants à la conception de PCB. </w:t>
       </w:r>
     </w:p>
     <w:p>
@@ -149,15 +178,7 @@
       </w:pPr>
       <w:r>
         <w:rPr/>
-        <w:t xml:space="preserve">En échange, nous offrons une visibilité complète </w:t>
-      </w:r>
-      <w:r>
-        <w:rPr/>
-        <w:t>depuis notre groupe</w:t>
-      </w:r>
-      <w:r>
-        <w:rPr/>
-        <w:t xml:space="preserve"> et lors de notre gala de remise de prix le 28 août prochain.</w:t>
+        <w:t>En échange, nous offrons une visibilité complète depuis notre groupe et lors de notre gala de remise de prix.</w:t>
       </w:r>
     </w:p>
     <w:p>
@@ -244,6 +265,7 @@
       <w:pgMar w:left="1134" w:right="1134" w:gutter="0" w:header="0" w:top="1134" w:footer="0" w:bottom="1134"/>
       <w:formProt w:val="false"/>
       <w:textDirection w:val="lrTb"/>
+      <w:docGrid w:type="default" w:linePitch="100" w:charSpace="0"/>
     </w:sectPr>
   </w:body>
 </w:document>
@@ -263,7 +285,6 @@
     </w:rPrDefault>
     <w:pPrDefault>
       <w:pPr>
-        <w:widowControl/>
         <w:suppressAutoHyphens w:val="true"/>
       </w:pPr>
     </w:pPrDefault>
@@ -273,7 +294,10 @@
     <w:qFormat/>
     <w:pPr>
       <w:widowControl/>
+      <w:suppressAutoHyphens w:val="true"/>
       <w:bidi w:val="0"/>
+      <w:spacing w:before="0" w:after="0"/>
+      <w:jc w:val="start"/>
     </w:pPr>
     <w:rPr>
       <w:rFonts w:ascii="Liberation Serif" w:hAnsi="Liberation Serif" w:eastAsia="Noto Serif CJK SC" w:cs="Noto Sans Devanagari"/>
@@ -286,7 +310,7 @@
   </w:style>
   <w:style w:type="paragraph" w:styleId="Heading3">
     <w:name w:val="heading 3"/>
-    <w:basedOn w:val="Titre"/>
+    <w:basedOn w:val="Titreuser"/>
     <w:next w:val="BodyText"/>
     <w:qFormat/>
     <w:pPr>
@@ -301,8 +325,8 @@
       <w:szCs w:val="28"/>
     </w:rPr>
   </w:style>
-  <w:style w:type="character" w:styleId="Textesource">
-    <w:name w:val="Texte source"/>
+  <w:style w:type="character" w:styleId="Textesourceuser">
+    <w:name w:val="Texte source (user)"/>
     <w:qFormat/>
     <w:rPr>
       <w:rFonts w:ascii="Liberation Mono" w:hAnsi="Liberation Mono" w:eastAsia="Noto Sans Mono CJK SC" w:cs="Liberation Mono"/>
@@ -366,8 +390,23 @@
       <w:rFonts w:cs="Noto Sans Devanagari"/>
     </w:rPr>
   </w:style>
-  <w:style w:type="paragraph" w:styleId="Lignehorizontale">
-    <w:name w:val="Ligne horizontale"/>
+  <w:style w:type="paragraph" w:styleId="Titreuser">
+    <w:name w:val="Titre (user)"/>
+    <w:basedOn w:val="Normal"/>
+    <w:next w:val="BodyText"/>
+    <w:qFormat/>
+    <w:pPr>
+      <w:keepNext w:val="true"/>
+      <w:spacing w:before="240" w:after="120"/>
+    </w:pPr>
+    <w:rPr>
+      <w:rFonts w:ascii="Liberation Sans" w:hAnsi="Liberation Sans" w:eastAsia="Noto Sans CJK SC" w:cs="Noto Sans Devanagari"/>
+      <w:sz w:val="28"/>
+      <w:szCs w:val="28"/>
+    </w:rPr>
+  </w:style>
+  <w:style w:type="paragraph" w:styleId="Lignehorizontaleuser">
+    <w:name w:val="Ligne horizontale (user)"/>
     <w:basedOn w:val="Normal"/>
     <w:next w:val="BodyText"/>
     <w:qFormat/>
@@ -394,37 +433,37 @@
         <a:srgbClr val="000000"/>
       </a:dk1>
       <a:lt1>
-        <a:srgbClr val="ffffff"/>
+        <a:srgbClr val="FFFFFF"/>
       </a:lt1>
       <a:dk2>
         <a:srgbClr val="000000"/>
       </a:dk2>
       <a:lt2>
-        <a:srgbClr val="ffffff"/>
+        <a:srgbClr val="FFFFFF"/>
       </a:lt2>
       <a:accent1>
-        <a:srgbClr val="18a303"/>
+        <a:srgbClr val="18A303"/>
       </a:accent1>
       <a:accent2>
-        <a:srgbClr val="0369a3"/>
+        <a:srgbClr val="0369A3"/>
       </a:accent2>
       <a:accent3>
-        <a:srgbClr val="a33e03"/>
+        <a:srgbClr val="A33E03"/>
       </a:accent3>
       <a:accent4>
-        <a:srgbClr val="8e03a3"/>
+        <a:srgbClr val="8E03A3"/>
       </a:accent4>
       <a:accent5>
-        <a:srgbClr val="c99c00"/>
+        <a:srgbClr val="C99C00"/>
       </a:accent5>
       <a:accent6>
-        <a:srgbClr val="c9211e"/>
+        <a:srgbClr val="C9211E"/>
       </a:accent6>
       <a:hlink>
-        <a:srgbClr val="0000ee"/>
+        <a:srgbClr val="0000EE"/>
       </a:hlink>
       <a:folHlink>
-        <a:srgbClr val="551a8b"/>
+        <a:srgbClr val="551A8B"/>
       </a:folHlink>
     </a:clrScheme>
     <a:fontScheme name="Office">
